--- a/data/ai_paras/AI_para_94.docx
+++ b/data/ai_paras/AI_para_94.docx
@@ -4,7 +4,7 @@
   <w:body>
     <w:p>
       <w:r>
-        <w:t>The VALLSS Assessment necessitates a comprehensive approach to analyzing and understanding word meanings, which is integral to the students' linguistic development. To prepare students for this assessment, the educational unit focuses on specific skills and standards that foster critical thinking and interpretative abilities. These standards are designed to encourage students to engage deeply with vocabulary, facilitating an understanding that goes beyond rote memorization. Instructional strategies include contextual analysis, word association exercises, and semantic mapping, all of which aim to build a strong foundation in language comprehension. By aligning with these pedagogical methods, educators equip students with the necessary tools to tackle the complexities of word meanings, ensuring they are well-prepared for the challenges posed by the VALLSS Assessment.</w:t>
+        <w:t>In conclusion, the VALLSS Assessment serves as a foundational element in Virginia Elementary Schools, emphasizing the importance of understanding and analyzing word meanings. Through a comprehensive preparation process, students are equipped with essential skills and standards that facilitate critical engagement with vocabulary. The alignment of the assessment with educational standards ensures that students develop robust analytical capabilities, fostering both academic proficiency and real-world language application. Furthermore, the assessment's impact extends beyond evaluation, as it enhances students' comprehension and critical thinking skills, which are integral to their overall development. Ultimately, the VALLSS Assessment not only measures linguistic competence but also plays a crucial role in shaping adept, analytical learners ready to face the demands of future educational and professional environments.</w:t>
       </w:r>
     </w:p>
     <w:sectPr>
